--- a/SmartST_技术方案概要（公开）-ok.docx
+++ b/SmartST_技术方案概要（公开）-ok.docx
@@ -7,72 +7,37 @@
         <w:jc w:val="center"/>
       </w:pPr>
       <w:r>
-        <w:rPr>
-          <w:rFonts w:ascii="宋体" w:hAnsi="宋体" w:eastAsia="宋体"/>
-          <w:b/>
-          <w:sz w:val="32"/>
-        </w:rPr>
         <w:t>SmartST 技术方案概要（公开）</w:t>
       </w:r>
     </w:p>
     <w:p>
       <w:r>
-        <w:rPr>
-          <w:rFonts w:ascii="宋体" w:hAnsi="宋体" w:eastAsia="宋体"/>
-          <w:b w:val="0"/>
-          <w:sz w:val="22"/>
-        </w:rPr>
-        <w:t>定位：面向需求驱动的系统测试场景，帮助团队把需求文档、测试要素、测试用例和执行结果串成一条闭环，覆盖四项核心功能：</w:t>
+        <w:t>定位：面向需求驱动的系统测试场景，帮助团队把需求文档、测试要素、测试用例和执行结果串成一条闭环，覆盖四项核心环节：</w:t>
       </w:r>
     </w:p>
     <w:p>
       <w:r>
-        <w:rPr>
-          <w:rFonts w:ascii="宋体" w:hAnsi="宋体" w:eastAsia="宋体"/>
-          <w:b w:val="0"/>
-          <w:sz w:val="22"/>
-        </w:rPr>
-        <w:t>• 文档解析与需求结构化</w:t>
+        <w:t>• 需求资料整理与确认</w:t>
       </w:r>
     </w:p>
     <w:p>
       <w:r>
-        <w:rPr>
-          <w:rFonts w:ascii="宋体" w:hAnsi="宋体" w:eastAsia="宋体"/>
-          <w:b w:val="0"/>
-          <w:sz w:val="22"/>
-        </w:rPr>
-        <w:t>• 测试要素提取</w:t>
+        <w:t>• 测试要素提炼</w:t>
       </w:r>
     </w:p>
     <w:p>
       <w:r>
-        <w:rPr>
-          <w:rFonts w:ascii="宋体" w:hAnsi="宋体" w:eastAsia="宋体"/>
-          <w:b w:val="0"/>
-          <w:sz w:val="22"/>
-        </w:rPr>
-        <w:t>• 测试用例生成与迭代</w:t>
+        <w:t>• 用例生成与迭代</w:t>
       </w:r>
     </w:p>
     <w:p>
       <w:r>
-        <w:rPr>
-          <w:rFonts w:ascii="宋体" w:hAnsi="宋体" w:eastAsia="宋体"/>
-          <w:b w:val="0"/>
-          <w:sz w:val="22"/>
-        </w:rPr>
         <w:t>• 执行回填与测试交付</w:t>
       </w:r>
     </w:p>
     <w:p>
       <w:r>
-        <w:rPr>
-          <w:rFonts w:ascii="宋体" w:hAnsi="宋体" w:eastAsia="宋体"/>
-          <w:b/>
-          <w:sz w:val="26"/>
-        </w:rPr>
-        <w:t>整体技术栈</w:t>
+        <w:t>行业现状与发展趋势</w:t>
       </w:r>
     </w:p>
     <w:tbl>
@@ -93,17 +58,8 @@
             <w:vAlign w:val="center"/>
           </w:tcPr>
           <w:p>
-            <w:pPr>
-              <w:jc w:val="left"/>
-            </w:pPr>
-            <w:r/>
             <w:r>
-              <w:rPr>
-                <w:rFonts w:ascii="宋体" w:hAnsi="宋体" w:eastAsia="宋体"/>
-                <w:b/>
-                <w:sz w:val="21"/>
-              </w:rPr>
-              <w:t>功能点</w:t>
+              <w:t>业务环节</w:t>
             </w:r>
           </w:p>
         </w:tc>
@@ -113,17 +69,8 @@
             <w:vAlign w:val="center"/>
           </w:tcPr>
           <w:p>
-            <w:pPr>
-              <w:jc w:val="left"/>
-            </w:pPr>
-            <w:r/>
             <w:r>
-              <w:rPr>
-                <w:rFonts w:ascii="宋体" w:hAnsi="宋体" w:eastAsia="宋体"/>
-                <w:b/>
-                <w:sz w:val="21"/>
-              </w:rPr>
-              <w:t>技术选型</w:t>
+              <w:t>当前支撑重点</w:t>
             </w:r>
           </w:p>
         </w:tc>
@@ -135,17 +82,8 @@
             <w:vAlign w:val="center"/>
           </w:tcPr>
           <w:p>
-            <w:pPr>
-              <w:jc w:val="left"/>
-            </w:pPr>
-            <w:r/>
             <w:r>
-              <w:rPr>
-                <w:rFonts w:ascii="宋体" w:hAnsi="宋体" w:eastAsia="宋体"/>
-                <w:b w:val="0"/>
-                <w:sz w:val="21"/>
-              </w:rPr>
-              <w:t>软件 Web 服务</w:t>
+              <w:t>平台形态</w:t>
             </w:r>
           </w:p>
         </w:tc>
@@ -155,17 +93,8 @@
             <w:vAlign w:val="center"/>
           </w:tcPr>
           <w:p>
-            <w:pPr>
-              <w:jc w:val="left"/>
-            </w:pPr>
-            <w:r/>
             <w:r>
-              <w:rPr>
-                <w:rFonts w:ascii="宋体" w:hAnsi="宋体" w:eastAsia="宋体"/>
-                <w:b w:val="0"/>
-                <w:sz w:val="21"/>
-              </w:rPr>
-              <w:t>FastAPI + Uvicorn，配合后台任务完成测试生成与状态管理</w:t>
+              <w:t>以项目为单位组织需求整理、用例生成、执行回填和结果查看。</w:t>
             </w:r>
           </w:p>
         </w:tc>
@@ -177,17 +106,8 @@
             <w:vAlign w:val="center"/>
           </w:tcPr>
           <w:p>
-            <w:pPr>
-              <w:jc w:val="left"/>
-            </w:pPr>
-            <w:r/>
             <w:r>
-              <w:rPr>
-                <w:rFonts w:ascii="宋体" w:hAnsi="宋体" w:eastAsia="宋体"/>
-                <w:b w:val="0"/>
-                <w:sz w:val="21"/>
-              </w:rPr>
-              <w:t>软件前端</w:t>
+              <w:t>生成主线</w:t>
             </w:r>
           </w:p>
         </w:tc>
@@ -197,17 +117,8 @@
             <w:vAlign w:val="center"/>
           </w:tcPr>
           <w:p>
-            <w:pPr>
-              <w:jc w:val="left"/>
-            </w:pPr>
-            <w:r/>
             <w:r>
-              <w:rPr>
-                <w:rFonts w:ascii="宋体" w:hAnsi="宋体" w:eastAsia="宋体"/>
-                <w:b w:val="0"/>
-                <w:sz w:val="21"/>
-              </w:rPr>
-              <w:t>React + Vite，突出需求、用例和状态联动展示</w:t>
+              <w:t>坚持“需求确认—要素提炼—用例生成—执行回填”闭环推进。</w:t>
             </w:r>
           </w:p>
         </w:tc>
@@ -219,17 +130,8 @@
             <w:vAlign w:val="center"/>
           </w:tcPr>
           <w:p>
-            <w:pPr>
-              <w:jc w:val="left"/>
-            </w:pPr>
-            <w:r/>
             <w:r>
-              <w:rPr>
-                <w:rFonts w:ascii="宋体" w:hAnsi="宋体" w:eastAsia="宋体"/>
-                <w:b w:val="0"/>
-                <w:sz w:val="21"/>
-              </w:rPr>
-              <w:t>大模型接入</w:t>
+              <w:t>过程管控</w:t>
             </w:r>
           </w:p>
         </w:tc>
@@ -239,17 +141,8 @@
             <w:vAlign w:val="center"/>
           </w:tcPr>
           <w:p>
-            <w:pPr>
-              <w:jc w:val="left"/>
-            </w:pPr>
-            <w:r/>
             <w:r>
-              <w:rPr>
-                <w:rFonts w:ascii="宋体" w:hAnsi="宋体" w:eastAsia="宋体"/>
-                <w:b w:val="0"/>
-                <w:sz w:val="21"/>
-              </w:rPr>
-              <w:t>兼容 OpenAI 接口，按项目配置模型、地址和密钥</w:t>
+              <w:t>围绕确认状态、问题项和任务进度进行全过程留痕。</w:t>
             </w:r>
           </w:p>
         </w:tc>
@@ -261,17 +154,8 @@
             <w:vAlign w:val="center"/>
           </w:tcPr>
           <w:p>
-            <w:pPr>
-              <w:jc w:val="left"/>
-            </w:pPr>
-            <w:r/>
             <w:r>
-              <w:rPr>
-                <w:rFonts w:ascii="宋体" w:hAnsi="宋体" w:eastAsia="宋体"/>
-                <w:b w:val="0"/>
-                <w:sz w:val="21"/>
-              </w:rPr>
-              <w:t>需求与用例数据</w:t>
+              <w:t>结果输出</w:t>
             </w:r>
           </w:p>
         </w:tc>
@@ -281,17 +165,8 @@
             <w:vAlign w:val="center"/>
           </w:tcPr>
           <w:p>
-            <w:pPr>
-              <w:jc w:val="left"/>
-            </w:pPr>
-            <w:r/>
             <w:r>
-              <w:rPr>
-                <w:rFonts w:ascii="宋体" w:hAnsi="宋体" w:eastAsia="宋体"/>
-                <w:b w:val="0"/>
-                <w:sz w:val="21"/>
-              </w:rPr>
-              <w:t>SQLite 配合本地文件存储，满足轻量化项目管理需求</w:t>
+              <w:t>支持导出用例、执行结果和阶段汇报材料。</w:t>
             </w:r>
           </w:p>
         </w:tc>
@@ -303,17 +178,8 @@
             <w:vAlign w:val="center"/>
           </w:tcPr>
           <w:p>
-            <w:pPr>
-              <w:jc w:val="left"/>
-            </w:pPr>
-            <w:r/>
             <w:r>
-              <w:rPr>
-                <w:rFonts w:ascii="宋体" w:hAnsi="宋体" w:eastAsia="宋体"/>
-                <w:b w:val="0"/>
-                <w:sz w:val="21"/>
-              </w:rPr>
-              <w:t>文档处理</w:t>
+              <w:t>部署方式</w:t>
             </w:r>
           </w:p>
         </w:tc>
@@ -323,17 +189,8 @@
             <w:vAlign w:val="center"/>
           </w:tcPr>
           <w:p>
-            <w:pPr>
-              <w:jc w:val="left"/>
-            </w:pPr>
-            <w:r/>
             <w:r>
-              <w:rPr>
-                <w:rFonts w:ascii="宋体" w:hAnsi="宋体" w:eastAsia="宋体"/>
-                <w:b w:val="0"/>
-                <w:sz w:val="21"/>
-              </w:rPr>
-              <w:t>支持需求文档、表格和常见测试资料的解析与整理</w:t>
+              <w:t>适合本地化部署和受控网络环境使用。</w:t>
             </w:r>
           </w:p>
         </w:tc>
@@ -345,17 +202,8 @@
             <w:vAlign w:val="center"/>
           </w:tcPr>
           <w:p>
-            <w:pPr>
-              <w:jc w:val="left"/>
-            </w:pPr>
-            <w:r/>
             <w:r>
-              <w:rPr>
-                <w:rFonts w:ascii="宋体" w:hAnsi="宋体" w:eastAsia="宋体"/>
-                <w:b w:val="0"/>
-                <w:sz w:val="21"/>
-              </w:rPr>
-              <w:t>部署方式</w:t>
+              <w:t>演进重点</w:t>
             </w:r>
           </w:p>
         </w:tc>
@@ -365,17 +213,8 @@
             <w:vAlign w:val="center"/>
           </w:tcPr>
           <w:p>
-            <w:pPr>
-              <w:jc w:val="left"/>
-            </w:pPr>
-            <w:r/>
             <w:r>
-              <w:rPr>
-                <w:rFonts w:ascii="宋体" w:hAnsi="宋体" w:eastAsia="宋体"/>
-                <w:b w:val="0"/>
-                <w:sz w:val="21"/>
-              </w:rPr>
-              <w:t>支持单容器私有化交付，便于在项目环境快速落地</w:t>
+              <w:t>增强增量更新、回归推荐和综合度量展示能力。</w:t>
             </w:r>
           </w:p>
         </w:tc>
@@ -383,460 +222,187 @@
     </w:tbl>
     <w:p>
       <w:r>
-        <w:rPr>
-          <w:rFonts w:ascii="宋体" w:hAnsi="宋体" w:eastAsia="宋体"/>
-          <w:b/>
-          <w:sz w:val="26"/>
-        </w:rPr>
-        <w:t>四大功能的核心难点与解决方案</w:t>
+        <w:t>四项核心环节的重点与演进方向</w:t>
       </w:r>
     </w:p>
     <w:p>
       <w:r>
-        <w:rPr>
-          <w:rFonts w:ascii="宋体" w:hAnsi="宋体" w:eastAsia="宋体"/>
-          <w:b/>
-          <w:sz w:val="24"/>
-        </w:rPr>
-        <w:t>文档解析与需求结构化</w:t>
+        <w:t>需求资料整理与确认</w:t>
       </w:r>
     </w:p>
     <w:p>
       <w:r>
-        <w:rPr>
-          <w:rFonts w:ascii="宋体" w:hAnsi="宋体" w:eastAsia="宋体"/>
-          <w:b/>
-          <w:sz w:val="22"/>
-        </w:rPr>
-        <w:t>方案：</w:t>
-      </w:r>
-      <w:r>
-        <w:rPr>
-          <w:rFonts w:ascii="宋体" w:hAnsi="宋体" w:eastAsia="宋体"/>
-          <w:b w:val="0"/>
-          <w:sz w:val="22"/>
-        </w:rPr>
-        <w:t>将需求类文档整理成可浏览、可确认、可追踪的需求条目，为后续生成建立统一输入口径，避免“文档看不清、后面全返工”。</w:t>
+        <w:t>当前做法：将需求文档整理成可浏览、可确认、可追踪的需求条目，为后续测试生成建立统一输入口径，尽量避免问题在后续环节放大。</w:t>
       </w:r>
     </w:p>
     <w:p>
       <w:r>
-        <w:rPr>
-          <w:rFonts w:ascii="宋体" w:hAnsi="宋体" w:eastAsia="宋体"/>
-          <w:b/>
-          <w:sz w:val="22"/>
-        </w:rPr>
-        <w:t>难点：</w:t>
-      </w:r>
-      <w:r>
-        <w:rPr>
-          <w:rFonts w:ascii="宋体" w:hAnsi="宋体" w:eastAsia="宋体"/>
-          <w:b w:val="0"/>
-          <w:sz w:val="22"/>
-        </w:rPr>
+        <w:t>业务现状：</w:t>
       </w:r>
     </w:p>
     <w:p>
       <w:r>
-        <w:rPr>
-          <w:rFonts w:ascii="宋体" w:hAnsi="宋体" w:eastAsia="宋体"/>
-          <w:b w:val="0"/>
-          <w:sz w:val="22"/>
-        </w:rPr>
-        <w:t>• 长文档、扫描件和复杂版式会影响解析稳定性。</w:t>
+        <w:t>• 需求文档长、来源多、格式复杂，前期整理成本高。</w:t>
       </w:r>
     </w:p>
     <w:p>
       <w:r>
-        <w:rPr>
-          <w:rFonts w:ascii="宋体" w:hAnsi="宋体" w:eastAsia="宋体"/>
-          <w:b w:val="0"/>
-          <w:sz w:val="22"/>
-        </w:rPr>
-        <w:t>• 条目边界和重复识别处理不好，后续确认工作量会增大。</w:t>
+        <w:t>• 回归频繁后，需求变更影响范围难以快速判断。</w:t>
       </w:r>
     </w:p>
     <w:p>
       <w:r>
-        <w:rPr>
-          <w:rFonts w:ascii="宋体" w:hAnsi="宋体" w:eastAsia="宋体"/>
-          <w:b w:val="0"/>
-          <w:sz w:val="22"/>
-        </w:rPr>
-        <w:t>• 同一需求可能跨章节、跨文档出现，整合难度较高。</w:t>
+        <w:t>• 测试前置确认不到位，容易把问题带到生成和执行阶段。</w:t>
       </w:r>
     </w:p>
     <w:p>
       <w:r>
-        <w:rPr>
-          <w:rFonts w:ascii="宋体" w:hAnsi="宋体" w:eastAsia="宋体"/>
-          <w:b/>
-          <w:sz w:val="22"/>
-        </w:rPr>
-        <w:t>待攻关：</w:t>
-      </w:r>
-      <w:r>
-        <w:rPr>
-          <w:rFonts w:ascii="宋体" w:hAnsi="宋体" w:eastAsia="宋体"/>
-          <w:b w:val="0"/>
-          <w:sz w:val="22"/>
-        </w:rPr>
+        <w:t>发展趋势：</w:t>
       </w:r>
     </w:p>
     <w:p>
       <w:r>
-        <w:rPr>
-          <w:rFonts w:ascii="宋体" w:hAnsi="宋体" w:eastAsia="宋体"/>
-          <w:b w:val="0"/>
-          <w:sz w:val="22"/>
-        </w:rPr>
-        <w:t>• 提升复杂版式、表格和图片内容的理解能力。</w:t>
+        <w:t>• “先确认、后生成”会成为需求驱动测试的主流做法。</w:t>
       </w:r>
     </w:p>
     <w:p>
       <w:r>
-        <w:rPr>
-          <w:rFonts w:ascii="宋体" w:hAnsi="宋体" w:eastAsia="宋体"/>
-          <w:b w:val="0"/>
-          <w:sz w:val="22"/>
-        </w:rPr>
-        <w:t>• 增强多文档联合解析后的去重与合并效果。</w:t>
+        <w:t>• 多文档联合解析和增量更新能力会越来越关键。</w:t>
       </w:r>
     </w:p>
     <w:p>
       <w:r>
-        <w:rPr>
-          <w:rFonts w:ascii="宋体" w:hAnsi="宋体" w:eastAsia="宋体"/>
-          <w:b/>
-          <w:sz w:val="24"/>
-        </w:rPr>
-        <w:t>测试要素提取</w:t>
+        <w:t>测试要素提炼</w:t>
       </w:r>
     </w:p>
     <w:p>
       <w:r>
-        <w:rPr>
-          <w:rFonts w:ascii="宋体" w:hAnsi="宋体" w:eastAsia="宋体"/>
-          <w:b/>
-          <w:sz w:val="22"/>
-        </w:rPr>
-        <w:t>方案：</w:t>
-      </w:r>
-      <w:r>
-        <w:rPr>
-          <w:rFonts w:ascii="宋体" w:hAnsi="宋体" w:eastAsia="宋体"/>
-          <w:b w:val="0"/>
-          <w:sz w:val="22"/>
-        </w:rPr>
-        <w:t>围绕已确认需求整理前置条件、边界值、异常路径和输入输出要点，为生成更实用的系统测试用例做准备。</w:t>
+        <w:t>当前做法：围绕已确认需求整理前置条件、边界情况、异常路径和输入输出要点，为后续形成更实用的系统测试用例做准备。</w:t>
       </w:r>
     </w:p>
     <w:p>
       <w:r>
-        <w:rPr>
-          <w:rFonts w:ascii="宋体" w:hAnsi="宋体" w:eastAsia="宋体"/>
-          <w:b/>
-          <w:sz w:val="22"/>
-        </w:rPr>
-        <w:t>难点：</w:t>
-      </w:r>
-      <w:r>
-        <w:rPr>
-          <w:rFonts w:ascii="宋体" w:hAnsi="宋体" w:eastAsia="宋体"/>
-          <w:b w:val="0"/>
-          <w:sz w:val="22"/>
-        </w:rPr>
+        <w:t>业务现状：</w:t>
       </w:r>
     </w:p>
     <w:p>
       <w:r>
-        <w:rPr>
-          <w:rFonts w:ascii="宋体" w:hAnsi="宋体" w:eastAsia="宋体"/>
-          <w:b w:val="0"/>
-          <w:sz w:val="22"/>
-        </w:rPr>
-        <w:t>• 复杂业务规则往往隐藏在上下文里，不容易一次提炼完整。</w:t>
+        <w:t>• 边界条件和异常路径常隐藏在上下文或图表里。</w:t>
       </w:r>
     </w:p>
     <w:p>
       <w:r>
-        <w:rPr>
-          <w:rFonts w:ascii="宋体" w:hAnsi="宋体" w:eastAsia="宋体"/>
-          <w:b w:val="0"/>
-          <w:sz w:val="22"/>
-        </w:rPr>
-        <w:t>• 不同需求对测试粒度的要求差异较大。</w:t>
+        <w:t>• 不同项目对用例颗粒度和写法要求差异较大。</w:t>
       </w:r>
     </w:p>
     <w:p>
       <w:r>
-        <w:rPr>
-          <w:rFonts w:ascii="宋体" w:hAnsi="宋体" w:eastAsia="宋体"/>
-          <w:b w:val="0"/>
-          <w:sz w:val="22"/>
-        </w:rPr>
-        <w:t>• 要素提取如果不稳定，会直接影响后续用例质量。</w:t>
+        <w:t>• 需求理解不统一，往往会带来后续重复修改。</w:t>
       </w:r>
     </w:p>
     <w:p>
       <w:r>
-        <w:rPr>
-          <w:rFonts w:ascii="宋体" w:hAnsi="宋体" w:eastAsia="宋体"/>
-          <w:b/>
-          <w:sz w:val="22"/>
-        </w:rPr>
-        <w:t>待攻关：</w:t>
-      </w:r>
-      <w:r>
-        <w:rPr>
-          <w:rFonts w:ascii="宋体" w:hAnsi="宋体" w:eastAsia="宋体"/>
-          <w:b w:val="0"/>
-          <w:sz w:val="22"/>
-        </w:rPr>
+        <w:t>发展趋势：</w:t>
       </w:r>
     </w:p>
     <w:p>
       <w:r>
-        <w:rPr>
-          <w:rFonts w:ascii="宋体" w:hAnsi="宋体" w:eastAsia="宋体"/>
-          <w:b w:val="0"/>
-          <w:sz w:val="22"/>
-        </w:rPr>
-        <w:t>• 增强对状态机、时序和约束条件的结构化表达能力。</w:t>
+        <w:t>• 测试要素的模板化、规则化沉淀会持续增强。</w:t>
       </w:r>
     </w:p>
     <w:p>
       <w:r>
-        <w:rPr>
-          <w:rFonts w:ascii="宋体" w:hAnsi="宋体" w:eastAsia="宋体"/>
-          <w:b w:val="0"/>
-          <w:sz w:val="22"/>
-        </w:rPr>
-        <w:t>• 沉淀更多可复用的测试要素模板。</w:t>
+        <w:t>• 测试要素将更多与历史缺陷和回归重点联动。</w:t>
       </w:r>
     </w:p>
     <w:p>
       <w:r>
-        <w:rPr>
-          <w:rFonts w:ascii="宋体" w:hAnsi="宋体" w:eastAsia="宋体"/>
-          <w:b/>
-          <w:sz w:val="24"/>
-        </w:rPr>
-        <w:t>测试用例生成与迭代</w:t>
+        <w:t>用例生成与迭代</w:t>
       </w:r>
     </w:p>
     <w:p>
       <w:r>
-        <w:rPr>
-          <w:rFonts w:ascii="宋体" w:hAnsi="宋体" w:eastAsia="宋体"/>
-          <w:b/>
-          <w:sz w:val="22"/>
-        </w:rPr>
-        <w:t>方案：</w:t>
-      </w:r>
-      <w:r>
-        <w:rPr>
-          <w:rFonts w:ascii="宋体" w:hAnsi="宋体" w:eastAsia="宋体"/>
-          <w:b w:val="0"/>
-          <w:sz w:val="22"/>
-        </w:rPr>
-        <w:t>仅针对已确认需求生成测试用例草稿，并支持问题项定向重生成，让团队以更低成本逐步打磨出可执行、可审查的测试方案。</w:t>
+        <w:t>当前做法：仅针对已确认需求生成用例草稿，并支持问题项定向调整，让团队把精力更多放在确认质量而不是重复编写上。</w:t>
       </w:r>
     </w:p>
     <w:p>
       <w:r>
-        <w:rPr>
-          <w:rFonts w:ascii="宋体" w:hAnsi="宋体" w:eastAsia="宋体"/>
-          <w:b/>
-          <w:sz w:val="22"/>
-        </w:rPr>
-        <w:t>难点：</w:t>
-      </w:r>
-      <w:r>
-        <w:rPr>
-          <w:rFonts w:ascii="宋体" w:hAnsi="宋体" w:eastAsia="宋体"/>
-          <w:b w:val="0"/>
-          <w:sz w:val="22"/>
-        </w:rPr>
+        <w:t>业务现状：</w:t>
       </w:r>
     </w:p>
     <w:p>
       <w:r>
-        <w:rPr>
-          <w:rFonts w:ascii="宋体" w:hAnsi="宋体" w:eastAsia="宋体"/>
-          <w:b w:val="0"/>
-          <w:sz w:val="22"/>
-        </w:rPr>
-        <w:t>• 模型输出格式偶尔不稳定，整理成本高。</w:t>
+        <w:t>• 用例数量大、重复劳动多，人工编写和维护压力大。</w:t>
       </w:r>
     </w:p>
     <w:p>
       <w:r>
-        <w:rPr>
-          <w:rFonts w:ascii="宋体" w:hAnsi="宋体" w:eastAsia="宋体"/>
-          <w:b w:val="0"/>
-          <w:sz w:val="22"/>
-        </w:rPr>
-        <w:t>• 同类需求批量生成时，容易出现重复或风格不一致。</w:t>
+        <w:t>• 团队更关注生成结果是否可执行、可审查、可复用。</w:t>
       </w:r>
     </w:p>
     <w:p>
       <w:r>
-        <w:rPr>
-          <w:rFonts w:ascii="宋体" w:hAnsi="宋体" w:eastAsia="宋体"/>
-          <w:b w:val="0"/>
-          <w:sz w:val="22"/>
-        </w:rPr>
-        <w:t>• 生成质量既受模型影响，也受需求确认质量影响。</w:t>
+        <w:t>• 生成质量既受需求确认质量影响，也受历史执行经验影响。</w:t>
       </w:r>
     </w:p>
     <w:p>
       <w:r>
-        <w:rPr>
-          <w:rFonts w:ascii="宋体" w:hAnsi="宋体" w:eastAsia="宋体"/>
-          <w:b/>
-          <w:sz w:val="22"/>
-        </w:rPr>
-        <w:t>待攻关：</w:t>
-      </w:r>
-      <w:r>
-        <w:rPr>
-          <w:rFonts w:ascii="宋体" w:hAnsi="宋体" w:eastAsia="宋体"/>
-          <w:b w:val="0"/>
-          <w:sz w:val="22"/>
-        </w:rPr>
+        <w:t>发展趋势：</w:t>
       </w:r>
     </w:p>
     <w:p>
       <w:r>
-        <w:rPr>
-          <w:rFonts w:ascii="宋体" w:hAnsi="宋体" w:eastAsia="宋体"/>
-          <w:b w:val="0"/>
-          <w:sz w:val="22"/>
-        </w:rPr>
-        <w:t>• 提升用例去重和一致性控制能力。</w:t>
+        <w:t>• 定向重生成和批量一致性控制会成为常态能力。</w:t>
       </w:r>
     </w:p>
     <w:p>
       <w:r>
-        <w:rPr>
-          <w:rFonts w:ascii="宋体" w:hAnsi="宋体" w:eastAsia="宋体"/>
-          <w:b w:val="0"/>
-          <w:sz w:val="22"/>
-        </w:rPr>
-        <w:t>• 加强生成结果与历史执行经验的联动复用。</w:t>
+        <w:t>• 生成能力将更多服务回归测试和高风险场景补强。</w:t>
       </w:r>
     </w:p>
     <w:p>
       <w:r>
-        <w:rPr>
-          <w:rFonts w:ascii="宋体" w:hAnsi="宋体" w:eastAsia="宋体"/>
-          <w:b/>
-          <w:sz w:val="24"/>
-        </w:rPr>
         <w:t>执行回填与测试交付</w:t>
       </w:r>
     </w:p>
     <w:p>
       <w:r>
-        <w:rPr>
-          <w:rFonts w:ascii="宋体" w:hAnsi="宋体" w:eastAsia="宋体"/>
-          <w:b/>
-          <w:sz w:val="22"/>
-        </w:rPr>
-        <w:t>方案：</w:t>
-      </w:r>
-      <w:r>
-        <w:rPr>
-          <w:rFonts w:ascii="宋体" w:hAnsi="宋体" w:eastAsia="宋体"/>
-          <w:b w:val="0"/>
-          <w:sz w:val="22"/>
-        </w:rPr>
-        <w:t>把执行结果、状态变化和导出材料回收到项目中，形成从需求到测试结果的闭环，方便复盘、汇报和后续交付。</w:t>
+        <w:t>当前做法：把执行结果、状态变化和导出材料回收到项目中，形成从需求到测试结果的闭环，方便复盘、汇报和后续交付。</w:t>
       </w:r>
     </w:p>
     <w:p>
       <w:r>
-        <w:rPr>
-          <w:rFonts w:ascii="宋体" w:hAnsi="宋体" w:eastAsia="宋体"/>
-          <w:b/>
-          <w:sz w:val="22"/>
-        </w:rPr>
-        <w:t>难点：</w:t>
-      </w:r>
-      <w:r>
-        <w:rPr>
-          <w:rFonts w:ascii="宋体" w:hAnsi="宋体" w:eastAsia="宋体"/>
-          <w:b w:val="0"/>
-          <w:sz w:val="22"/>
-        </w:rPr>
+        <w:t>业务现状：</w:t>
       </w:r>
     </w:p>
     <w:p>
       <w:r>
-        <w:rPr>
-          <w:rFonts w:ascii="宋体" w:hAnsi="宋体" w:eastAsia="宋体"/>
-          <w:b w:val="0"/>
-          <w:sz w:val="22"/>
-        </w:rPr>
-        <w:t>• 执行结果来源多样，状态同步容易滞后。</w:t>
+        <w:t>• 执行结果来源分散，状态同步容易滞后。</w:t>
       </w:r>
     </w:p>
     <w:p>
       <w:r>
-        <w:rPr>
-          <w:rFonts w:ascii="宋体" w:hAnsi="宋体" w:eastAsia="宋体"/>
-          <w:b w:val="0"/>
-          <w:sz w:val="22"/>
-        </w:rPr>
-        <w:t>• 交付材料既要完整，又要适应不同项目模板。</w:t>
+        <w:t>• 管理侧需要同时看到覆盖率、进度和问题闭环。</w:t>
       </w:r>
     </w:p>
     <w:p>
       <w:r>
-        <w:rPr>
-          <w:rFonts w:ascii="宋体" w:hAnsi="宋体" w:eastAsia="宋体"/>
-          <w:b w:val="0"/>
-          <w:sz w:val="22"/>
-        </w:rPr>
-        <w:t>• 测试过程数据如果分散，复盘效率会受影响。</w:t>
+        <w:t>• 交付材料仍常依赖人工汇总和重复整理。</w:t>
       </w:r>
     </w:p>
     <w:p>
       <w:r>
-        <w:rPr>
-          <w:rFonts w:ascii="宋体" w:hAnsi="宋体" w:eastAsia="宋体"/>
-          <w:b/>
-          <w:sz w:val="22"/>
-        </w:rPr>
-        <w:t>待攻关：</w:t>
-      </w:r>
-      <w:r>
-        <w:rPr>
-          <w:rFonts w:ascii="宋体" w:hAnsi="宋体" w:eastAsia="宋体"/>
-          <w:b w:val="0"/>
-          <w:sz w:val="22"/>
-        </w:rPr>
+        <w:t>发展趋势：</w:t>
       </w:r>
     </w:p>
     <w:p>
       <w:r>
-        <w:rPr>
-          <w:rFonts w:ascii="宋体" w:hAnsi="宋体" w:eastAsia="宋体"/>
-          <w:b w:val="0"/>
-          <w:sz w:val="22"/>
-        </w:rPr>
-        <w:t>• 提升回填过程的自动化程度。</w:t>
+        <w:t>• 结果回填、覆盖统计和交付导出一体化会成为标配。</w:t>
       </w:r>
     </w:p>
     <w:p>
       <w:r>
-        <w:rPr>
-          <w:rFonts w:ascii="宋体" w:hAnsi="宋体" w:eastAsia="宋体"/>
-          <w:b w:val="0"/>
-          <w:sz w:val="22"/>
-        </w:rPr>
-        <w:t>• 完善覆盖率、进度和交付材料的综合展示。</w:t>
+        <w:t>• 测试过程数据会持续沉淀为后续项目可复用资产。</w:t>
       </w:r>
     </w:p>
     <w:sectPr>

--- a/SmartST_技术方案概要（公开）-ok.docx
+++ b/SmartST_技术方案概要（公开）-ok.docx
@@ -7,37 +7,182 @@
         <w:jc w:val="center"/>
       </w:pPr>
       <w:r>
+        <w:rPr>
+          <w:rFonts w:ascii="宋体" w:hAnsi="宋体" w:eastAsia="宋体"/>
+          <w:b/>
+          <w:sz w:val="32"/>
+        </w:rPr>
         <w:t>SmartST 技术方案概要（公开）</w:t>
       </w:r>
     </w:p>
     <w:p>
       <w:r>
-        <w:t>定位：面向需求驱动的系统测试场景，帮助团队把需求文档、测试要素、测试用例和执行结果串成一条闭环，覆盖四项核心环节：</w:t>
+        <w:rPr>
+          <w:rFonts w:ascii="宋体" w:hAnsi="宋体" w:eastAsia="宋体"/>
+          <w:b/>
+          <w:sz w:val="26"/>
+        </w:rPr>
+        <w:t>一、软件定位</w:t>
+      </w:r>
+    </w:p>
+    <w:p>
+      <w:pPr>
+        <w:ind w:firstLine="480"/>
+      </w:pPr>
+      <w:r>
+        <w:rPr>
+          <w:rFonts w:ascii="宋体" w:hAnsi="宋体" w:eastAsia="宋体"/>
+          <w:b w:val="0"/>
+          <w:sz w:val="22"/>
+        </w:rPr>
+        <w:t>SmartST 面向需求驱动的软件配置项测试与系统测试场景，服务测试设计、回归测试和交付评审等工作，帮助团队把需求资料、测试要素、测试用例和执行结果组织成一条可追溯的测试闭环。</w:t>
+      </w:r>
+    </w:p>
+    <w:p>
+      <w:pPr>
+        <w:ind w:firstLine="480"/>
+      </w:pPr>
+      <w:r>
+        <w:rPr>
+          <w:rFonts w:ascii="宋体" w:hAnsi="宋体" w:eastAsia="宋体"/>
+          <w:b w:val="0"/>
+          <w:sz w:val="22"/>
+        </w:rPr>
+        <w:t>软件重点解决“需求整理成本高、用例编写重复、回归范围难判断、执行结果分散、交付材料整理慢”等现实问题，让测试工作从大量手工录入转向以需求确认为前提的半自动化和持续化作业。</w:t>
       </w:r>
     </w:p>
     <w:p>
       <w:r>
-        <w:t>• 需求资料整理与确认</w:t>
+        <w:rPr>
+          <w:rFonts w:ascii="宋体" w:hAnsi="宋体" w:eastAsia="宋体"/>
+          <w:b/>
+          <w:sz w:val="26"/>
+        </w:rPr>
+        <w:t>二、主要业务功能条目</w:t>
+      </w:r>
+    </w:p>
+    <w:p>
+      <w:pPr>
+        <w:ind w:left="360"/>
+      </w:pPr>
+      <w:r>
+        <w:rPr>
+          <w:rFonts w:ascii="宋体" w:hAnsi="宋体" w:eastAsia="宋体"/>
+          <w:b w:val="0"/>
+          <w:sz w:val="22"/>
+        </w:rPr>
+        <w:t>• 需求资料整理与确认：把长文档、多来源资料整理成可确认、可追踪的需求条目。</w:t>
+      </w:r>
+    </w:p>
+    <w:p>
+      <w:pPr>
+        <w:ind w:left="360"/>
+      </w:pPr>
+      <w:r>
+        <w:rPr>
+          <w:rFonts w:ascii="宋体" w:hAnsi="宋体" w:eastAsia="宋体"/>
+          <w:b w:val="0"/>
+          <w:sz w:val="22"/>
+        </w:rPr>
+        <w:t>• 测试要素提炼：围绕前置条件、边界情况、异常路径和输入输出要点形成测试设计基础。</w:t>
+      </w:r>
+    </w:p>
+    <w:p>
+      <w:pPr>
+        <w:ind w:left="360"/>
+      </w:pPr>
+      <w:r>
+        <w:rPr>
+          <w:rFonts w:ascii="宋体" w:hAnsi="宋体" w:eastAsia="宋体"/>
+          <w:b w:val="0"/>
+          <w:sz w:val="22"/>
+        </w:rPr>
+        <w:t>• 用例生成与定向迭代：批量生成用例草稿，并支持针对问题项定向调整。</w:t>
+      </w:r>
+    </w:p>
+    <w:p>
+      <w:pPr>
+        <w:ind w:left="360"/>
+      </w:pPr>
+      <w:r>
+        <w:rPr>
+          <w:rFonts w:ascii="宋体" w:hAnsi="宋体" w:eastAsia="宋体"/>
+          <w:b w:val="0"/>
+          <w:sz w:val="22"/>
+        </w:rPr>
+        <w:t>• 执行回填与覆盖统计：回收执行结果，形成覆盖率、进度和问题闭环视图。</w:t>
+      </w:r>
+    </w:p>
+    <w:p>
+      <w:pPr>
+        <w:ind w:left="360"/>
+      </w:pPr>
+      <w:r>
+        <w:rPr>
+          <w:rFonts w:ascii="宋体" w:hAnsi="宋体" w:eastAsia="宋体"/>
+          <w:b w:val="0"/>
+          <w:sz w:val="22"/>
+        </w:rPr>
+        <w:t>• 测试交付与资产沉淀：导出测试成果并沉淀可复用的测试知识。</w:t>
       </w:r>
     </w:p>
     <w:p>
       <w:r>
-        <w:t>• 测试要素提炼</w:t>
+        <w:rPr>
+          <w:rFonts w:ascii="宋体" w:hAnsi="宋体" w:eastAsia="宋体"/>
+          <w:b/>
+          <w:sz w:val="26"/>
+        </w:rPr>
+        <w:t>三、行业现状及发展趋势</w:t>
+      </w:r>
+    </w:p>
+    <w:p>
+      <w:pPr>
+        <w:ind w:firstLine="480"/>
+      </w:pPr>
+      <w:r>
+        <w:rPr>
+          <w:rFonts w:ascii="宋体" w:hAnsi="宋体" w:eastAsia="宋体"/>
+          <w:b w:val="0"/>
+          <w:sz w:val="22"/>
+        </w:rPr>
+        <w:t>当前系统测试仍普遍依赖人工拆解需求和手工编写用例。面对需求迭代加快、回归频次增加和交付节点压缩，传统方式越来越难兼顾效率、覆盖和一致性。</w:t>
+      </w:r>
+    </w:p>
+    <w:p>
+      <w:pPr>
+        <w:ind w:firstLine="480"/>
+      </w:pPr>
+      <w:r>
+        <w:rPr>
+          <w:rFonts w:ascii="宋体" w:hAnsi="宋体" w:eastAsia="宋体"/>
+          <w:b w:val="0"/>
+          <w:sz w:val="22"/>
+        </w:rPr>
+        <w:t>行业正在从“先写用例再补理解”转向“先确认需求、再批量生成、再持续回填”。未来增量更新、回归推荐、覆盖统计和证据留痕将成为测试平台的基础能力。</w:t>
+      </w:r>
+    </w:p>
+    <w:p>
+      <w:pPr>
+        <w:ind w:firstLine="480"/>
+      </w:pPr>
+      <w:r>
+        <w:rPr>
+          <w:rFonts w:ascii="宋体" w:hAnsi="宋体" w:eastAsia="宋体"/>
+          <w:b w:val="0"/>
+          <w:sz w:val="22"/>
+        </w:rPr>
+        <w:t>在高安全业务中，测试工具不仅要会生成内容，更要能说明来源、支撑复核，并与后续执行和交付管理真正打通。</w:t>
       </w:r>
     </w:p>
     <w:p>
       <w:r>
-        <w:t>• 用例生成与迭代</w:t>
-      </w:r>
-    </w:p>
-    <w:p>
-      <w:r>
-        <w:t>• 执行回填与测试交付</w:t>
-      </w:r>
-    </w:p>
-    <w:p>
-      <w:r>
-        <w:t>行业现状与发展趋势</w:t>
+        <w:rPr>
+          <w:rFonts w:ascii="宋体" w:hAnsi="宋体" w:eastAsia="宋体"/>
+          <w:b/>
+          <w:sz w:val="26"/>
+        </w:rPr>
+        <w:t>四、软件技术栈列表</w:t>
       </w:r>
     </w:p>
     <w:tbl>
@@ -48,29 +193,56 @@
         <w:tblLook w:firstColumn="1" w:firstRow="1" w:lastColumn="0" w:lastRow="0" w:noHBand="0" w:noVBand="1" w:val="04A0"/>
       </w:tblPr>
       <w:tblGrid>
-        <w:gridCol w:w="4703"/>
-        <w:gridCol w:w="4703"/>
+        <w:gridCol w:w="3120"/>
+        <w:gridCol w:w="3120"/>
+        <w:gridCol w:w="3120"/>
       </w:tblGrid>
       <w:tr>
         <w:tc>
           <w:tcPr>
-            <w:tcW w:type="dxa" w:w="2381"/>
-            <w:vAlign w:val="center"/>
+            <w:tcW w:type="dxa" w:w="3120"/>
           </w:tcPr>
           <w:p>
+            <w:r/>
             <w:r>
-              <w:t>业务环节</w:t>
+              <w:rPr>
+                <w:rFonts w:ascii="宋体" w:hAnsi="宋体" w:eastAsia="宋体"/>
+                <w:b/>
+                <w:sz w:val="21"/>
+              </w:rPr>
+              <w:t>功能规格点</w:t>
             </w:r>
           </w:p>
         </w:tc>
         <w:tc>
           <w:tcPr>
-            <w:tcW w:type="dxa" w:w="6690"/>
-            <w:vAlign w:val="center"/>
+            <w:tcW w:type="dxa" w:w="3120"/>
           </w:tcPr>
           <w:p>
+            <w:r/>
             <w:r>
-              <w:t>当前支撑重点</w:t>
+              <w:rPr>
+                <w:rFonts w:ascii="宋体" w:hAnsi="宋体" w:eastAsia="宋体"/>
+                <w:b/>
+                <w:sz w:val="21"/>
+              </w:rPr>
+              <w:t>技术选型</w:t>
+            </w:r>
+          </w:p>
+        </w:tc>
+        <w:tc>
+          <w:tcPr>
+            <w:tcW w:type="dxa" w:w="3120"/>
+          </w:tcPr>
+          <w:p>
+            <w:r/>
+            <w:r>
+              <w:rPr>
+                <w:rFonts w:ascii="宋体" w:hAnsi="宋体" w:eastAsia="宋体"/>
+                <w:b/>
+                <w:sz w:val="21"/>
+              </w:rPr>
+              <w:t>用途说明</w:t>
             </w:r>
           </w:p>
         </w:tc>
@@ -78,23 +250,49 @@
       <w:tr>
         <w:tc>
           <w:tcPr>
-            <w:tcW w:type="dxa" w:w="2381"/>
-            <w:vAlign w:val="center"/>
+            <w:tcW w:type="dxa" w:w="3120"/>
           </w:tcPr>
           <w:p>
+            <w:r/>
             <w:r>
-              <w:t>平台形态</w:t>
+              <w:rPr>
+                <w:rFonts w:ascii="宋体" w:hAnsi="宋体" w:eastAsia="宋体"/>
+                <w:b w:val="0"/>
+                <w:sz w:val="21"/>
+              </w:rPr>
+              <w:t>平台底座</w:t>
             </w:r>
           </w:p>
         </w:tc>
         <w:tc>
           <w:tcPr>
-            <w:tcW w:type="dxa" w:w="6690"/>
-            <w:vAlign w:val="center"/>
+            <w:tcW w:type="dxa" w:w="3120"/>
           </w:tcPr>
           <w:p>
+            <w:r/>
             <w:r>
-              <w:t>以项目为单位组织需求整理、用例生成、执行回填和结果查看。</w:t>
+              <w:rPr>
+                <w:rFonts w:ascii="宋体" w:hAnsi="宋体" w:eastAsia="宋体"/>
+                <w:b w:val="0"/>
+                <w:sz w:val="21"/>
+              </w:rPr>
+              <w:t>Python服务框架（FastAPI）、Vue3页面、PostgreSQL、Redis、MinIO、一体机/容器化部署</w:t>
+            </w:r>
+          </w:p>
+        </w:tc>
+        <w:tc>
+          <w:tcPr>
+            <w:tcW w:type="dxa" w:w="3120"/>
+          </w:tcPr>
+          <w:p>
+            <w:r/>
+            <w:r>
+              <w:rPr>
+                <w:rFonts w:ascii="宋体" w:hAnsi="宋体" w:eastAsia="宋体"/>
+                <w:b w:val="0"/>
+                <w:sz w:val="21"/>
+              </w:rPr>
+              <w:t>支撑项目管理、任务流转、结果留痕和本地部署。</w:t>
             </w:r>
           </w:p>
         </w:tc>
@@ -102,23 +300,49 @@
       <w:tr>
         <w:tc>
           <w:tcPr>
-            <w:tcW w:type="dxa" w:w="2381"/>
-            <w:vAlign w:val="center"/>
+            <w:tcW w:type="dxa" w:w="3120"/>
           </w:tcPr>
           <w:p>
+            <w:r/>
             <w:r>
-              <w:t>生成主线</w:t>
+              <w:rPr>
+                <w:rFonts w:ascii="宋体" w:hAnsi="宋体" w:eastAsia="宋体"/>
+                <w:b w:val="0"/>
+                <w:sz w:val="21"/>
+              </w:rPr>
+              <w:t>需求资料整理</w:t>
             </w:r>
           </w:p>
         </w:tc>
         <w:tc>
           <w:tcPr>
-            <w:tcW w:type="dxa" w:w="6690"/>
-            <w:vAlign w:val="center"/>
+            <w:tcW w:type="dxa" w:w="3120"/>
           </w:tcPr>
           <w:p>
+            <w:r/>
             <w:r>
-              <w:t>坚持“需求确认—要素提炼—用例生成—执行回填”闭环推进。</w:t>
+              <w:rPr>
+                <w:rFonts w:ascii="宋体" w:hAnsi="宋体" w:eastAsia="宋体"/>
+                <w:b w:val="0"/>
+                <w:sz w:val="21"/>
+              </w:rPr>
+              <w:t>文档解析、条目化抽取、确认门禁</w:t>
+            </w:r>
+          </w:p>
+        </w:tc>
+        <w:tc>
+          <w:tcPr>
+            <w:tcW w:type="dxa" w:w="3120"/>
+          </w:tcPr>
+          <w:p>
+            <w:r/>
+            <w:r>
+              <w:rPr>
+                <w:rFonts w:ascii="宋体" w:hAnsi="宋体" w:eastAsia="宋体"/>
+                <w:b w:val="0"/>
+                <w:sz w:val="21"/>
+              </w:rPr>
+              <w:t>把测试输入统一为可确认的需求条目。</w:t>
             </w:r>
           </w:p>
         </w:tc>
@@ -126,23 +350,49 @@
       <w:tr>
         <w:tc>
           <w:tcPr>
-            <w:tcW w:type="dxa" w:w="2381"/>
-            <w:vAlign w:val="center"/>
+            <w:tcW w:type="dxa" w:w="3120"/>
           </w:tcPr>
           <w:p>
+            <w:r/>
             <w:r>
-              <w:t>过程管控</w:t>
+              <w:rPr>
+                <w:rFonts w:ascii="宋体" w:hAnsi="宋体" w:eastAsia="宋体"/>
+                <w:b w:val="0"/>
+                <w:sz w:val="21"/>
+              </w:rPr>
+              <w:t>测试要素提炼</w:t>
             </w:r>
           </w:p>
         </w:tc>
         <w:tc>
           <w:tcPr>
-            <w:tcW w:type="dxa" w:w="6690"/>
-            <w:vAlign w:val="center"/>
+            <w:tcW w:type="dxa" w:w="3120"/>
           </w:tcPr>
           <w:p>
+            <w:r/>
             <w:r>
-              <w:t>围绕确认状态、问题项和任务进度进行全过程留痕。</w:t>
+              <w:rPr>
+                <w:rFonts w:ascii="宋体" w:hAnsi="宋体" w:eastAsia="宋体"/>
+                <w:b w:val="0"/>
+                <w:sz w:val="21"/>
+              </w:rPr>
+              <w:t>方法模板、边界与异常场景补全、知识库检索</w:t>
+            </w:r>
+          </w:p>
+        </w:tc>
+        <w:tc>
+          <w:tcPr>
+            <w:tcW w:type="dxa" w:w="3120"/>
+          </w:tcPr>
+          <w:p>
+            <w:r/>
+            <w:r>
+              <w:rPr>
+                <w:rFonts w:ascii="宋体" w:hAnsi="宋体" w:eastAsia="宋体"/>
+                <w:b w:val="0"/>
+                <w:sz w:val="21"/>
+              </w:rPr>
+              <w:t>为高质量用例生成提供稳定输入。</w:t>
             </w:r>
           </w:p>
         </w:tc>
@@ -150,23 +400,49 @@
       <w:tr>
         <w:tc>
           <w:tcPr>
-            <w:tcW w:type="dxa" w:w="2381"/>
-            <w:vAlign w:val="center"/>
+            <w:tcW w:type="dxa" w:w="3120"/>
           </w:tcPr>
           <w:p>
+            <w:r/>
             <w:r>
-              <w:t>结果输出</w:t>
+              <w:rPr>
+                <w:rFonts w:ascii="宋体" w:hAnsi="宋体" w:eastAsia="宋体"/>
+                <w:b w:val="0"/>
+                <w:sz w:val="21"/>
+              </w:rPr>
+              <w:t>用例生成与迭代</w:t>
             </w:r>
           </w:p>
         </w:tc>
         <w:tc>
           <w:tcPr>
-            <w:tcW w:type="dxa" w:w="6690"/>
-            <w:vAlign w:val="center"/>
+            <w:tcW w:type="dxa" w:w="3120"/>
           </w:tcPr>
           <w:p>
+            <w:r/>
             <w:r>
-              <w:t>支持导出用例、执行结果和阶段汇报材料。</w:t>
+              <w:rPr>
+                <w:rFonts w:ascii="宋体" w:hAnsi="宋体" w:eastAsia="宋体"/>
+                <w:b w:val="0"/>
+                <w:sz w:val="21"/>
+              </w:rPr>
+              <w:t>多智能体协同、定向重生成、一致性约束</w:t>
+            </w:r>
+          </w:p>
+        </w:tc>
+        <w:tc>
+          <w:tcPr>
+            <w:tcW w:type="dxa" w:w="3120"/>
+          </w:tcPr>
+          <w:p>
+            <w:r/>
+            <w:r>
+              <w:rPr>
+                <w:rFonts w:ascii="宋体" w:hAnsi="宋体" w:eastAsia="宋体"/>
+                <w:b w:val="0"/>
+                <w:sz w:val="21"/>
+              </w:rPr>
+              <w:t>提升用例可执行性和迭代效率。</w:t>
             </w:r>
           </w:p>
         </w:tc>
@@ -174,23 +450,49 @@
       <w:tr>
         <w:tc>
           <w:tcPr>
-            <w:tcW w:type="dxa" w:w="2381"/>
-            <w:vAlign w:val="center"/>
+            <w:tcW w:type="dxa" w:w="3120"/>
           </w:tcPr>
           <w:p>
+            <w:r/>
             <w:r>
-              <w:t>部署方式</w:t>
+              <w:rPr>
+                <w:rFonts w:ascii="宋体" w:hAnsi="宋体" w:eastAsia="宋体"/>
+                <w:b w:val="0"/>
+                <w:sz w:val="21"/>
+              </w:rPr>
+              <w:t>执行与度量</w:t>
             </w:r>
           </w:p>
         </w:tc>
         <w:tc>
           <w:tcPr>
-            <w:tcW w:type="dxa" w:w="6690"/>
-            <w:vAlign w:val="center"/>
+            <w:tcW w:type="dxa" w:w="3120"/>
           </w:tcPr>
           <w:p>
+            <w:r/>
             <w:r>
-              <w:t>适合本地化部署和受控网络环境使用。</w:t>
+              <w:rPr>
+                <w:rFonts w:ascii="宋体" w:hAnsi="宋体" w:eastAsia="宋体"/>
+                <w:b w:val="0"/>
+                <w:sz w:val="21"/>
+              </w:rPr>
+              <w:t>结果回填、覆盖统计、问题闭环</w:t>
+            </w:r>
+          </w:p>
+        </w:tc>
+        <w:tc>
+          <w:tcPr>
+            <w:tcW w:type="dxa" w:w="3120"/>
+          </w:tcPr>
+          <w:p>
+            <w:r/>
+            <w:r>
+              <w:rPr>
+                <w:rFonts w:ascii="宋体" w:hAnsi="宋体" w:eastAsia="宋体"/>
+                <w:b w:val="0"/>
+                <w:sz w:val="21"/>
+              </w:rPr>
+              <w:t>让测试结果能及时反馈到项目管理。</w:t>
             </w:r>
           </w:p>
         </w:tc>
@@ -198,23 +500,49 @@
       <w:tr>
         <w:tc>
           <w:tcPr>
-            <w:tcW w:type="dxa" w:w="2381"/>
-            <w:vAlign w:val="center"/>
+            <w:tcW w:type="dxa" w:w="3120"/>
           </w:tcPr>
           <w:p>
+            <w:r/>
             <w:r>
-              <w:t>演进重点</w:t>
+              <w:rPr>
+                <w:rFonts w:ascii="宋体" w:hAnsi="宋体" w:eastAsia="宋体"/>
+                <w:b w:val="0"/>
+                <w:sz w:val="21"/>
+              </w:rPr>
+              <w:t>成果交付</w:t>
             </w:r>
           </w:p>
         </w:tc>
         <w:tc>
           <w:tcPr>
-            <w:tcW w:type="dxa" w:w="6690"/>
-            <w:vAlign w:val="center"/>
+            <w:tcW w:type="dxa" w:w="3120"/>
           </w:tcPr>
           <w:p>
+            <w:r/>
             <w:r>
-              <w:t>增强增量更新、回归推荐和综合度量展示能力。</w:t>
+              <w:rPr>
+                <w:rFonts w:ascii="宋体" w:hAnsi="宋体" w:eastAsia="宋体"/>
+                <w:b w:val="0"/>
+                <w:sz w:val="21"/>
+              </w:rPr>
+              <w:t>Excel/Word导出、追溯链输出、资产沉淀</w:t>
+            </w:r>
+          </w:p>
+        </w:tc>
+        <w:tc>
+          <w:tcPr>
+            <w:tcW w:type="dxa" w:w="3120"/>
+          </w:tcPr>
+          <w:p>
+            <w:r/>
+            <w:r>
+              <w:rPr>
+                <w:rFonts w:ascii="宋体" w:hAnsi="宋体" w:eastAsia="宋体"/>
+                <w:b w:val="0"/>
+                <w:sz w:val="21"/>
+              </w:rPr>
+              <w:t>支撑交付汇报和后续项目复用。</w:t>
             </w:r>
           </w:p>
         </w:tc>
@@ -222,192 +550,262 @@
     </w:tbl>
     <w:p>
       <w:r>
-        <w:t>四项核心环节的重点与演进方向</w:t>
+        <w:rPr>
+          <w:rFonts w:ascii="宋体" w:hAnsi="宋体" w:eastAsia="宋体"/>
+          <w:b/>
+          <w:sz w:val="26"/>
+        </w:rPr>
+        <w:t>五、方案说明</w:t>
       </w:r>
     </w:p>
     <w:p>
       <w:r>
-        <w:t>需求资料整理与确认</w:t>
+        <w:rPr>
+          <w:rFonts w:ascii="宋体" w:hAnsi="宋体" w:eastAsia="宋体"/>
+          <w:b/>
+          <w:sz w:val="24"/>
+        </w:rPr>
+        <w:t>1. 需求资料整理与确认</w:t>
+      </w:r>
+    </w:p>
+    <w:p>
+      <w:pPr>
+        <w:ind w:firstLine="480"/>
+      </w:pPr>
+      <w:r>
+        <w:rPr>
+          <w:rFonts w:ascii="宋体" w:hAnsi="宋体" w:eastAsia="宋体"/>
+          <w:b w:val="0"/>
+          <w:sz w:val="22"/>
+        </w:rPr>
+        <w:t>具体方案：先把需求文档、接口说明和补充资料整理成结构化需求条目，再通过确认状态控制后续生成入口，确保测试设计建立在统一口径之上。</w:t>
+      </w:r>
+    </w:p>
+    <w:p>
+      <w:pPr>
+        <w:ind w:firstLine="480"/>
+      </w:pPr>
+      <w:r>
+        <w:rPr>
+          <w:rFonts w:ascii="宋体" w:hAnsi="宋体" w:eastAsia="宋体"/>
+          <w:b w:val="0"/>
+          <w:sz w:val="22"/>
+        </w:rPr>
+        <w:t>实现难点：原始资料通常篇幅长、格式杂、版本多，若前期整理不到位，后续生成和执行都会反复返工。</w:t>
+      </w:r>
+    </w:p>
+    <w:p>
+      <w:pPr>
+        <w:ind w:firstLine="480"/>
+      </w:pPr>
+      <w:r>
+        <w:rPr>
+          <w:rFonts w:ascii="宋体" w:hAnsi="宋体" w:eastAsia="宋体"/>
+          <w:b w:val="0"/>
+          <w:sz w:val="22"/>
+        </w:rPr>
+        <w:t>攻关点：需要持续提升多文档联合解析、需求变更识别和确认门禁管理能力。</w:t>
       </w:r>
     </w:p>
     <w:p>
       <w:r>
-        <w:t>当前做法：将需求文档整理成可浏览、可确认、可追踪的需求条目，为后续测试生成建立统一输入口径，尽量避免问题在后续环节放大。</w:t>
+        <w:rPr>
+          <w:rFonts w:ascii="宋体" w:hAnsi="宋体" w:eastAsia="宋体"/>
+          <w:b/>
+          <w:sz w:val="24"/>
+        </w:rPr>
+        <w:t>2. 测试要素提炼</w:t>
+      </w:r>
+    </w:p>
+    <w:p>
+      <w:pPr>
+        <w:ind w:firstLine="480"/>
+      </w:pPr>
+      <w:r>
+        <w:rPr>
+          <w:rFonts w:ascii="宋体" w:hAnsi="宋体" w:eastAsia="宋体"/>
+          <w:b w:val="0"/>
+          <w:sz w:val="22"/>
+        </w:rPr>
+        <w:t>具体方案：围绕已确认需求提炼前置条件、边界值、异常路径、关键输入输出和判定要点，为用例生成提供更接近人工经验的设计基础。</w:t>
+      </w:r>
+    </w:p>
+    <w:p>
+      <w:pPr>
+        <w:ind w:firstLine="480"/>
+      </w:pPr>
+      <w:r>
+        <w:rPr>
+          <w:rFonts w:ascii="宋体" w:hAnsi="宋体" w:eastAsia="宋体"/>
+          <w:b w:val="0"/>
+          <w:sz w:val="22"/>
+        </w:rPr>
+        <w:t>实现难点：边界条件和异常路径往往隐藏在上下文、图表或附件中，仅靠表面文本容易遗漏。</w:t>
+      </w:r>
+    </w:p>
+    <w:p>
+      <w:pPr>
+        <w:ind w:firstLine="480"/>
+      </w:pPr>
+      <w:r>
+        <w:rPr>
+          <w:rFonts w:ascii="宋体" w:hAnsi="宋体" w:eastAsia="宋体"/>
+          <w:b w:val="0"/>
+          <w:sz w:val="22"/>
+        </w:rPr>
+        <w:t>攻关点：需要强化规则模板、历史缺陷联动和复杂场景补全能力，让生成结果更贴近真实测试需求。</w:t>
       </w:r>
     </w:p>
     <w:p>
       <w:r>
-        <w:t>业务现状：</w:t>
+        <w:rPr>
+          <w:rFonts w:ascii="宋体" w:hAnsi="宋体" w:eastAsia="宋体"/>
+          <w:b/>
+          <w:sz w:val="24"/>
+        </w:rPr>
+        <w:t>3. 用例生成与定向迭代</w:t>
+      </w:r>
+    </w:p>
+    <w:p>
+      <w:pPr>
+        <w:ind w:firstLine="480"/>
+      </w:pPr>
+      <w:r>
+        <w:rPr>
+          <w:rFonts w:ascii="宋体" w:hAnsi="宋体" w:eastAsia="宋体"/>
+          <w:b w:val="0"/>
+          <w:sz w:val="22"/>
+        </w:rPr>
+        <w:t>具体方案：面向批量需求生成用例草稿，并支持针对问题项或变化需求定向重生成，减少全量重做带来的时间浪费。</w:t>
+      </w:r>
+    </w:p>
+    <w:p>
+      <w:pPr>
+        <w:ind w:firstLine="480"/>
+      </w:pPr>
+      <w:r>
+        <w:rPr>
+          <w:rFonts w:ascii="宋体" w:hAnsi="宋体" w:eastAsia="宋体"/>
+          <w:b w:val="0"/>
+          <w:sz w:val="22"/>
+        </w:rPr>
+        <w:t>实现难点：不同项目对用例颗粒度、写法和执行习惯要求不同，生成结果既要统一，又要贴合项目实际。</w:t>
+      </w:r>
+    </w:p>
+    <w:p>
+      <w:pPr>
+        <w:ind w:firstLine="480"/>
+      </w:pPr>
+      <w:r>
+        <w:rPr>
+          <w:rFonts w:ascii="宋体" w:hAnsi="宋体" w:eastAsia="宋体"/>
+          <w:b w:val="0"/>
+          <w:sz w:val="22"/>
+        </w:rPr>
+        <w:t>攻关点：需要持续完善项目级模板、问题反馈学习和一致性控制能力。</w:t>
       </w:r>
     </w:p>
     <w:p>
       <w:r>
-        <w:t>• 需求文档长、来源多、格式复杂，前期整理成本高。</w:t>
+        <w:rPr>
+          <w:rFonts w:ascii="宋体" w:hAnsi="宋体" w:eastAsia="宋体"/>
+          <w:b/>
+          <w:sz w:val="24"/>
+        </w:rPr>
+        <w:t>4. 执行回填与覆盖统计</w:t>
+      </w:r>
+    </w:p>
+    <w:p>
+      <w:pPr>
+        <w:ind w:firstLine="480"/>
+      </w:pPr>
+      <w:r>
+        <w:rPr>
+          <w:rFonts w:ascii="宋体" w:hAnsi="宋体" w:eastAsia="宋体"/>
+          <w:b w:val="0"/>
+          <w:sz w:val="22"/>
+        </w:rPr>
+        <w:t>具体方案：把执行状态、结果、缺陷和覆盖率数据及时回收到项目中，形成需求到用例再到执行结果的闭环视图。</w:t>
+      </w:r>
+    </w:p>
+    <w:p>
+      <w:pPr>
+        <w:ind w:firstLine="480"/>
+      </w:pPr>
+      <w:r>
+        <w:rPr>
+          <w:rFonts w:ascii="宋体" w:hAnsi="宋体" w:eastAsia="宋体"/>
+          <w:b w:val="0"/>
+          <w:sz w:val="22"/>
+        </w:rPr>
+        <w:t>实现难点：执行结果来源分散时，状态同步和统计口径容易失真，管理侧难以及时掌握测试真实进展。</w:t>
+      </w:r>
+    </w:p>
+    <w:p>
+      <w:pPr>
+        <w:ind w:firstLine="480"/>
+      </w:pPr>
+      <w:r>
+        <w:rPr>
+          <w:rFonts w:ascii="宋体" w:hAnsi="宋体" w:eastAsia="宋体"/>
+          <w:b w:val="0"/>
+          <w:sz w:val="22"/>
+        </w:rPr>
+        <w:t>攻关点：需要进一步打通外部执行环境接入、覆盖率口径统一和异常数据清洗能力。</w:t>
       </w:r>
     </w:p>
     <w:p>
       <w:r>
-        <w:t>• 回归频繁后，需求变更影响范围难以快速判断。</w:t>
+        <w:rPr>
+          <w:rFonts w:ascii="宋体" w:hAnsi="宋体" w:eastAsia="宋体"/>
+          <w:b/>
+          <w:sz w:val="24"/>
+        </w:rPr>
+        <w:t>5. 测试交付与资产沉淀</w:t>
       </w:r>
     </w:p>
     <w:p>
+      <w:pPr>
+        <w:ind w:firstLine="480"/>
+      </w:pPr>
       <w:r>
-        <w:t>• 测试前置确认不到位，容易把问题带到生成和执行阶段。</w:t>
+        <w:rPr>
+          <w:rFonts w:ascii="宋体" w:hAnsi="宋体" w:eastAsia="宋体"/>
+          <w:b w:val="0"/>
+          <w:sz w:val="22"/>
+        </w:rPr>
+        <w:t>具体方案：将测试用例、执行结果、覆盖统计和阶段结论自动汇总成交付材料，同时沉淀高价值测试要素和回归策略。</w:t>
       </w:r>
     </w:p>
     <w:p>
+      <w:pPr>
+        <w:ind w:firstLine="480"/>
+      </w:pPr>
       <w:r>
-        <w:t>发展趋势：</w:t>
+        <w:rPr>
+          <w:rFonts w:ascii="宋体" w:hAnsi="宋体" w:eastAsia="宋体"/>
+          <w:b w:val="0"/>
+          <w:sz w:val="22"/>
+        </w:rPr>
+        <w:t>实现难点：测试交付往往涉及多种模板和多轮复核，若仍依赖人工汇总，容易拖慢节点并影响一致性。</w:t>
       </w:r>
     </w:p>
     <w:p>
+      <w:pPr>
+        <w:ind w:firstLine="480"/>
+      </w:pPr>
       <w:r>
-        <w:t>• “先确认、后生成”会成为需求驱动测试的主流做法。</w:t>
-      </w:r>
-    </w:p>
-    <w:p>
-      <w:r>
-        <w:t>• 多文档联合解析和增量更新能力会越来越关键。</w:t>
-      </w:r>
-    </w:p>
-    <w:p>
-      <w:r>
-        <w:t>测试要素提炼</w:t>
-      </w:r>
-    </w:p>
-    <w:p>
-      <w:r>
-        <w:t>当前做法：围绕已确认需求整理前置条件、边界情况、异常路径和输入输出要点，为后续形成更实用的系统测试用例做准备。</w:t>
-      </w:r>
-    </w:p>
-    <w:p>
-      <w:r>
-        <w:t>业务现状：</w:t>
-      </w:r>
-    </w:p>
-    <w:p>
-      <w:r>
-        <w:t>• 边界条件和异常路径常隐藏在上下文或图表里。</w:t>
-      </w:r>
-    </w:p>
-    <w:p>
-      <w:r>
-        <w:t>• 不同项目对用例颗粒度和写法要求差异较大。</w:t>
-      </w:r>
-    </w:p>
-    <w:p>
-      <w:r>
-        <w:t>• 需求理解不统一，往往会带来后续重复修改。</w:t>
-      </w:r>
-    </w:p>
-    <w:p>
-      <w:r>
-        <w:t>发展趋势：</w:t>
-      </w:r>
-    </w:p>
-    <w:p>
-      <w:r>
-        <w:t>• 测试要素的模板化、规则化沉淀会持续增强。</w:t>
-      </w:r>
-    </w:p>
-    <w:p>
-      <w:r>
-        <w:t>• 测试要素将更多与历史缺陷和回归重点联动。</w:t>
-      </w:r>
-    </w:p>
-    <w:p>
-      <w:r>
-        <w:t>用例生成与迭代</w:t>
-      </w:r>
-    </w:p>
-    <w:p>
-      <w:r>
-        <w:t>当前做法：仅针对已确认需求生成用例草稿，并支持问题项定向调整，让团队把精力更多放在确认质量而不是重复编写上。</w:t>
-      </w:r>
-    </w:p>
-    <w:p>
-      <w:r>
-        <w:t>业务现状：</w:t>
-      </w:r>
-    </w:p>
-    <w:p>
-      <w:r>
-        <w:t>• 用例数量大、重复劳动多，人工编写和维护压力大。</w:t>
-      </w:r>
-    </w:p>
-    <w:p>
-      <w:r>
-        <w:t>• 团队更关注生成结果是否可执行、可审查、可复用。</w:t>
-      </w:r>
-    </w:p>
-    <w:p>
-      <w:r>
-        <w:t>• 生成质量既受需求确认质量影响，也受历史执行经验影响。</w:t>
-      </w:r>
-    </w:p>
-    <w:p>
-      <w:r>
-        <w:t>发展趋势：</w:t>
-      </w:r>
-    </w:p>
-    <w:p>
-      <w:r>
-        <w:t>• 定向重生成和批量一致性控制会成为常态能力。</w:t>
-      </w:r>
-    </w:p>
-    <w:p>
-      <w:r>
-        <w:t>• 生成能力将更多服务回归测试和高风险场景补强。</w:t>
-      </w:r>
-    </w:p>
-    <w:p>
-      <w:r>
-        <w:t>执行回填与测试交付</w:t>
-      </w:r>
-    </w:p>
-    <w:p>
-      <w:r>
-        <w:t>当前做法：把执行结果、状态变化和导出材料回收到项目中，形成从需求到测试结果的闭环，方便复盘、汇报和后续交付。</w:t>
-      </w:r>
-    </w:p>
-    <w:p>
-      <w:r>
-        <w:t>业务现状：</w:t>
-      </w:r>
-    </w:p>
-    <w:p>
-      <w:r>
-        <w:t>• 执行结果来源分散，状态同步容易滞后。</w:t>
-      </w:r>
-    </w:p>
-    <w:p>
-      <w:r>
-        <w:t>• 管理侧需要同时看到覆盖率、进度和问题闭环。</w:t>
-      </w:r>
-    </w:p>
-    <w:p>
-      <w:r>
-        <w:t>• 交付材料仍常依赖人工汇总和重复整理。</w:t>
-      </w:r>
-    </w:p>
-    <w:p>
-      <w:r>
-        <w:t>发展趋势：</w:t>
-      </w:r>
-    </w:p>
-    <w:p>
-      <w:r>
-        <w:t>• 结果回填、覆盖统计和交付导出一体化会成为标配。</w:t>
-      </w:r>
-    </w:p>
-    <w:p>
-      <w:r>
-        <w:t>• 测试过程数据会持续沉淀为后续项目可复用资产。</w:t>
+        <w:rPr>
+          <w:rFonts w:ascii="宋体" w:hAnsi="宋体" w:eastAsia="宋体"/>
+          <w:b w:val="0"/>
+          <w:sz w:val="22"/>
+        </w:rPr>
+        <w:t>攻关点：需要持续建设交付模板体系、专题知识库和跨项目复用机制，让测试资产真正沉淀下来。</w:t>
       </w:r>
     </w:p>
     <w:sectPr>
       <w:pgSz w:w="12240" w:h="15840"/>
-      <w:pgMar w:top="1417" w:right="1417" w:bottom="1134" w:left="1417" w:header="720" w:footer="720" w:gutter="0"/>
+      <w:pgMar w:top="1440" w:right="1440" w:bottom="1440" w:left="1440" w:header="720" w:footer="720" w:gutter="0"/>
       <w:cols w:space="720"/>
       <w:docGrid w:linePitch="360"/>
     </w:sectPr>
